--- a/react-board/board문서.docx
+++ b/react-board/board문서.docx
@@ -133,86 +133,1333 @@
         </w:r>
       </w:hyperlink>
     </w:p>
+    <w:p/>
+    <w:tbl>
+      <w:tblPr>
+        <w:tblStyle w:val="a5"/>
+        <w:tblW w:w="0" w:type="auto"/>
+        <w:tblLook w:val="04A0" w:firstRow="1" w:lastRow="0" w:firstColumn="1" w:lastColumn="0" w:noHBand="0" w:noVBand="1"/>
+      </w:tblPr>
+      <w:tblGrid>
+        <w:gridCol w:w="5032"/>
+        <w:gridCol w:w="3984"/>
+      </w:tblGrid>
+      <w:tr>
+        <w:tc>
+          <w:tcPr>
+            <w:tcW w:w="4508" w:type="dxa"/>
+          </w:tcPr>
+          <w:p>
+            <w:r>
+              <w:rPr>
+                <w:rFonts w:hint="eastAsia"/>
+              </w:rPr>
+              <w:t>에러 내용</w:t>
+            </w:r>
+          </w:p>
+        </w:tc>
+        <w:tc>
+          <w:tcPr>
+            <w:tcW w:w="4508" w:type="dxa"/>
+          </w:tcPr>
+          <w:p>
+            <w:r>
+              <w:rPr>
+                <w:rFonts w:hint="eastAsia"/>
+              </w:rPr>
+              <w:t>해결 방법</w:t>
+            </w:r>
+          </w:p>
+        </w:tc>
+      </w:tr>
+      <w:tr>
+        <w:tc>
+          <w:tcPr>
+            <w:tcW w:w="4508" w:type="dxa"/>
+          </w:tcPr>
+          <w:p>
+            <w:r>
+              <w:t xml:space="preserve">Uncaught </w:t>
+            </w:r>
+            <w:proofErr w:type="spellStart"/>
+            <w:r>
+              <w:t>TypeError</w:t>
+            </w:r>
+            <w:proofErr w:type="spellEnd"/>
+            <w:r>
+              <w:t>: Cannot read property '</w:t>
+            </w:r>
+            <w:proofErr w:type="spellStart"/>
+            <w:r>
+              <w:t>setState</w:t>
+            </w:r>
+            <w:proofErr w:type="spellEnd"/>
+            <w:r>
+              <w:t>' of undefined</w:t>
+            </w:r>
+          </w:p>
+        </w:tc>
+        <w:tc>
+          <w:tcPr>
+            <w:tcW w:w="4508" w:type="dxa"/>
+            <w:vMerge w:val="restart"/>
+          </w:tcPr>
+          <w:p>
+            <w:pPr>
+              <w:widowControl/>
+              <w:shd w:val="clear" w:color="auto" w:fill="F9F9F9"/>
+              <w:wordWrap/>
+              <w:autoSpaceDE/>
+              <w:autoSpaceDN/>
+              <w:spacing w:line="285" w:lineRule="atLeast"/>
+              <w:rPr>
+                <w:rFonts w:ascii="Consolas" w:eastAsia="굴림" w:hAnsi="Consolas" w:cs="굴림"/>
+                <w:color w:val="383A42"/>
+                <w:kern w:val="0"/>
+                <w:sz w:val="21"/>
+                <w:szCs w:val="21"/>
+              </w:rPr>
+            </w:pPr>
+            <w:r>
+              <w:tab/>
+            </w:r>
+            <w:r>
+              <w:rPr>
+                <w:rFonts w:ascii="Consolas" w:eastAsia="굴림" w:hAnsi="Consolas" w:cs="굴림"/>
+                <w:color w:val="0098DD"/>
+                <w:kern w:val="0"/>
+                <w:sz w:val="21"/>
+                <w:szCs w:val="21"/>
+              </w:rPr>
+              <w:t>constructor</w:t>
+            </w:r>
+            <w:r>
+              <w:rPr>
+                <w:rFonts w:ascii="Consolas" w:eastAsia="굴림" w:hAnsi="Consolas" w:cs="굴림"/>
+                <w:color w:val="7A82DA"/>
+                <w:kern w:val="0"/>
+                <w:sz w:val="21"/>
+                <w:szCs w:val="21"/>
+              </w:rPr>
+              <w:t>(</w:t>
+            </w:r>
+            <w:r>
+              <w:rPr>
+                <w:rFonts w:ascii="Consolas" w:eastAsia="굴림" w:hAnsi="Consolas" w:cs="굴림"/>
+                <w:color w:val="40B8C5"/>
+                <w:kern w:val="0"/>
+                <w:sz w:val="21"/>
+                <w:szCs w:val="21"/>
+              </w:rPr>
+              <w:t>props</w:t>
+            </w:r>
+            <w:r>
+              <w:rPr>
+                <w:rFonts w:ascii="Consolas" w:eastAsia="굴림" w:hAnsi="Consolas" w:cs="굴림"/>
+                <w:color w:val="7A82DA"/>
+                <w:kern w:val="0"/>
+                <w:sz w:val="21"/>
+                <w:szCs w:val="21"/>
+              </w:rPr>
+              <w:t>)</w:t>
+            </w:r>
+            <w:r>
+              <w:rPr>
+                <w:rFonts w:ascii="Consolas" w:eastAsia="굴림" w:hAnsi="Consolas" w:cs="굴림"/>
+                <w:color w:val="383A42"/>
+                <w:kern w:val="0"/>
+                <w:sz w:val="21"/>
+                <w:szCs w:val="21"/>
+              </w:rPr>
+              <w:t xml:space="preserve"> </w:t>
+            </w:r>
+            <w:r>
+              <w:rPr>
+                <w:rFonts w:ascii="Consolas" w:eastAsia="굴림" w:hAnsi="Consolas" w:cs="굴림"/>
+                <w:color w:val="7A82DA"/>
+                <w:kern w:val="0"/>
+                <w:sz w:val="21"/>
+                <w:szCs w:val="21"/>
+              </w:rPr>
+              <w:t>{</w:t>
+            </w:r>
+          </w:p>
+          <w:p>
+            <w:pPr>
+              <w:widowControl/>
+              <w:shd w:val="clear" w:color="auto" w:fill="F9F9F9"/>
+              <w:wordWrap/>
+              <w:autoSpaceDE/>
+              <w:autoSpaceDN/>
+              <w:spacing w:line="285" w:lineRule="atLeast"/>
+              <w:jc w:val="left"/>
+              <w:rPr>
+                <w:rFonts w:ascii="Consolas" w:eastAsia="굴림" w:hAnsi="Consolas" w:cs="굴림"/>
+                <w:color w:val="383A42"/>
+                <w:kern w:val="0"/>
+                <w:sz w:val="21"/>
+                <w:szCs w:val="21"/>
+              </w:rPr>
+            </w:pPr>
+            <w:r>
+              <w:rPr>
+                <w:rFonts w:ascii="Consolas" w:eastAsia="굴림" w:hAnsi="Consolas" w:cs="굴림"/>
+                <w:color w:val="383A42"/>
+                <w:kern w:val="0"/>
+                <w:sz w:val="21"/>
+                <w:szCs w:val="21"/>
+              </w:rPr>
+              <w:t xml:space="preserve">        </w:t>
+            </w:r>
+            <w:r>
+              <w:rPr>
+                <w:rFonts w:ascii="Consolas" w:eastAsia="굴림" w:hAnsi="Consolas" w:cs="굴림"/>
+                <w:color w:val="0098DD"/>
+                <w:kern w:val="0"/>
+                <w:sz w:val="21"/>
+                <w:szCs w:val="21"/>
+              </w:rPr>
+              <w:t>super</w:t>
+            </w:r>
+            <w:r>
+              <w:rPr>
+                <w:rFonts w:ascii="Consolas" w:eastAsia="굴림" w:hAnsi="Consolas" w:cs="굴림"/>
+                <w:color w:val="7A82DA"/>
+                <w:kern w:val="0"/>
+                <w:sz w:val="21"/>
+                <w:szCs w:val="21"/>
+              </w:rPr>
+              <w:t>(</w:t>
+            </w:r>
+            <w:r>
+              <w:rPr>
+                <w:rFonts w:ascii="Consolas" w:eastAsia="굴림" w:hAnsi="Consolas" w:cs="굴림"/>
+                <w:color w:val="40B8C5"/>
+                <w:kern w:val="0"/>
+                <w:sz w:val="21"/>
+                <w:szCs w:val="21"/>
+              </w:rPr>
+              <w:t>props</w:t>
+            </w:r>
+            <w:r>
+              <w:rPr>
+                <w:rFonts w:ascii="Consolas" w:eastAsia="굴림" w:hAnsi="Consolas" w:cs="굴림"/>
+                <w:color w:val="7A82DA"/>
+                <w:kern w:val="0"/>
+                <w:sz w:val="21"/>
+                <w:szCs w:val="21"/>
+              </w:rPr>
+              <w:t>);</w:t>
+            </w:r>
+          </w:p>
+          <w:p>
+            <w:pPr>
+              <w:widowControl/>
+              <w:shd w:val="clear" w:color="auto" w:fill="F9F9F9"/>
+              <w:wordWrap/>
+              <w:autoSpaceDE/>
+              <w:autoSpaceDN/>
+              <w:spacing w:line="285" w:lineRule="atLeast"/>
+              <w:jc w:val="left"/>
+              <w:rPr>
+                <w:rFonts w:ascii="Consolas" w:eastAsia="굴림" w:hAnsi="Consolas" w:cs="굴림"/>
+                <w:color w:val="383A42"/>
+                <w:kern w:val="0"/>
+                <w:sz w:val="21"/>
+                <w:szCs w:val="21"/>
+              </w:rPr>
+            </w:pPr>
+          </w:p>
+          <w:p>
+            <w:pPr>
+              <w:widowControl/>
+              <w:shd w:val="clear" w:color="auto" w:fill="F9F9F9"/>
+              <w:wordWrap/>
+              <w:autoSpaceDE/>
+              <w:autoSpaceDN/>
+              <w:spacing w:line="285" w:lineRule="atLeast"/>
+              <w:jc w:val="left"/>
+              <w:rPr>
+                <w:rFonts w:ascii="Consolas" w:eastAsia="굴림" w:hAnsi="Consolas" w:cs="굴림"/>
+                <w:color w:val="383A42"/>
+                <w:kern w:val="0"/>
+                <w:sz w:val="21"/>
+                <w:szCs w:val="21"/>
+              </w:rPr>
+            </w:pPr>
+            <w:r>
+              <w:rPr>
+                <w:rFonts w:ascii="Consolas" w:eastAsia="굴림" w:hAnsi="Consolas" w:cs="굴림"/>
+                <w:color w:val="383A42"/>
+                <w:kern w:val="0"/>
+                <w:sz w:val="21"/>
+                <w:szCs w:val="21"/>
+              </w:rPr>
+              <w:t xml:space="preserve">        </w:t>
+            </w:r>
+            <w:proofErr w:type="spellStart"/>
+            <w:r>
+              <w:rPr>
+                <w:rFonts w:ascii="Consolas" w:eastAsia="굴림" w:hAnsi="Consolas" w:cs="굴림"/>
+                <w:color w:val="0098DD"/>
+                <w:kern w:val="0"/>
+                <w:sz w:val="21"/>
+                <w:szCs w:val="21"/>
+              </w:rPr>
+              <w:t>this</w:t>
+            </w:r>
+            <w:r>
+              <w:rPr>
+                <w:rFonts w:ascii="Consolas" w:eastAsia="굴림" w:hAnsi="Consolas" w:cs="굴림"/>
+                <w:color w:val="7A82DA"/>
+                <w:kern w:val="0"/>
+                <w:sz w:val="21"/>
+                <w:szCs w:val="21"/>
+              </w:rPr>
+              <w:t>.</w:t>
+            </w:r>
+            <w:r>
+              <w:rPr>
+                <w:rFonts w:ascii="Consolas" w:eastAsia="굴림" w:hAnsi="Consolas" w:cs="굴림"/>
+                <w:color w:val="A05A48"/>
+                <w:kern w:val="0"/>
+                <w:sz w:val="21"/>
+                <w:szCs w:val="21"/>
+              </w:rPr>
+              <w:t>state</w:t>
+            </w:r>
+            <w:proofErr w:type="spellEnd"/>
+            <w:r>
+              <w:rPr>
+                <w:rFonts w:ascii="Consolas" w:eastAsia="굴림" w:hAnsi="Consolas" w:cs="굴림"/>
+                <w:color w:val="383A42"/>
+                <w:kern w:val="0"/>
+                <w:sz w:val="21"/>
+                <w:szCs w:val="21"/>
+              </w:rPr>
+              <w:t xml:space="preserve"> </w:t>
+            </w:r>
+            <w:r>
+              <w:rPr>
+                <w:rFonts w:ascii="Consolas" w:eastAsia="굴림" w:hAnsi="Consolas" w:cs="굴림"/>
+                <w:color w:val="7A82DA"/>
+                <w:kern w:val="0"/>
+                <w:sz w:val="21"/>
+                <w:szCs w:val="21"/>
+              </w:rPr>
+              <w:t>=</w:t>
+            </w:r>
+            <w:r>
+              <w:rPr>
+                <w:rFonts w:ascii="Consolas" w:eastAsia="굴림" w:hAnsi="Consolas" w:cs="굴림"/>
+                <w:color w:val="383A42"/>
+                <w:kern w:val="0"/>
+                <w:sz w:val="21"/>
+                <w:szCs w:val="21"/>
+              </w:rPr>
+              <w:t xml:space="preserve"> </w:t>
+            </w:r>
+            <w:r>
+              <w:rPr>
+                <w:rFonts w:ascii="Consolas" w:eastAsia="굴림" w:hAnsi="Consolas" w:cs="굴림"/>
+                <w:color w:val="7A82DA"/>
+                <w:kern w:val="0"/>
+                <w:sz w:val="21"/>
+                <w:szCs w:val="21"/>
+              </w:rPr>
+              <w:t>{</w:t>
+            </w:r>
+          </w:p>
+          <w:p>
+            <w:pPr>
+              <w:widowControl/>
+              <w:shd w:val="clear" w:color="auto" w:fill="F9F9F9"/>
+              <w:wordWrap/>
+              <w:autoSpaceDE/>
+              <w:autoSpaceDN/>
+              <w:spacing w:line="285" w:lineRule="atLeast"/>
+              <w:jc w:val="left"/>
+              <w:rPr>
+                <w:rFonts w:ascii="Consolas" w:eastAsia="굴림" w:hAnsi="Consolas" w:cs="굴림"/>
+                <w:color w:val="383A42"/>
+                <w:kern w:val="0"/>
+                <w:sz w:val="21"/>
+                <w:szCs w:val="21"/>
+              </w:rPr>
+            </w:pPr>
+            <w:r>
+              <w:rPr>
+                <w:rFonts w:ascii="Consolas" w:eastAsia="굴림" w:hAnsi="Consolas" w:cs="굴림"/>
+                <w:color w:val="383A42"/>
+                <w:kern w:val="0"/>
+                <w:sz w:val="21"/>
+                <w:szCs w:val="21"/>
+              </w:rPr>
+              <w:t xml:space="preserve">            </w:t>
+            </w:r>
+            <w:proofErr w:type="spellStart"/>
+            <w:r>
+              <w:rPr>
+                <w:rFonts w:ascii="Consolas" w:eastAsia="굴림" w:hAnsi="Consolas" w:cs="굴림"/>
+                <w:color w:val="A05A48"/>
+                <w:kern w:val="0"/>
+                <w:sz w:val="21"/>
+                <w:szCs w:val="21"/>
+              </w:rPr>
+              <w:t>aId</w:t>
+            </w:r>
+            <w:proofErr w:type="spellEnd"/>
+            <w:r>
+              <w:rPr>
+                <w:rFonts w:ascii="Consolas" w:eastAsia="굴림" w:hAnsi="Consolas" w:cs="굴림"/>
+                <w:color w:val="7A82DA"/>
+                <w:kern w:val="0"/>
+                <w:sz w:val="21"/>
+                <w:szCs w:val="21"/>
+              </w:rPr>
+              <w:t>:</w:t>
+            </w:r>
+            <w:r>
+              <w:rPr>
+                <w:rFonts w:ascii="Consolas" w:eastAsia="굴림" w:hAnsi="Consolas" w:cs="굴림"/>
+                <w:color w:val="A05A48"/>
+                <w:kern w:val="0"/>
+                <w:sz w:val="21"/>
+                <w:szCs w:val="21"/>
+              </w:rPr>
+              <w:t xml:space="preserve"> </w:t>
+            </w:r>
+            <w:r>
+              <w:rPr>
+                <w:rFonts w:ascii="Consolas" w:eastAsia="굴림" w:hAnsi="Consolas" w:cs="굴림"/>
+                <w:color w:val="C5A332"/>
+                <w:kern w:val="0"/>
+                <w:sz w:val="21"/>
+                <w:szCs w:val="21"/>
+              </w:rPr>
+              <w:t>""</w:t>
+            </w:r>
+            <w:r>
+              <w:rPr>
+                <w:rFonts w:ascii="Consolas" w:eastAsia="굴림" w:hAnsi="Consolas" w:cs="굴림"/>
+                <w:color w:val="7A82DA"/>
+                <w:kern w:val="0"/>
+                <w:sz w:val="21"/>
+                <w:szCs w:val="21"/>
+              </w:rPr>
+              <w:t>,</w:t>
+            </w:r>
+          </w:p>
+          <w:p>
+            <w:pPr>
+              <w:widowControl/>
+              <w:shd w:val="clear" w:color="auto" w:fill="F9F9F9"/>
+              <w:wordWrap/>
+              <w:autoSpaceDE/>
+              <w:autoSpaceDN/>
+              <w:spacing w:line="285" w:lineRule="atLeast"/>
+              <w:jc w:val="left"/>
+              <w:rPr>
+                <w:rFonts w:ascii="Consolas" w:eastAsia="굴림" w:hAnsi="Consolas" w:cs="굴림"/>
+                <w:color w:val="383A42"/>
+                <w:kern w:val="0"/>
+                <w:sz w:val="21"/>
+                <w:szCs w:val="21"/>
+              </w:rPr>
+            </w:pPr>
+            <w:r>
+              <w:rPr>
+                <w:rFonts w:ascii="Consolas" w:eastAsia="굴림" w:hAnsi="Consolas" w:cs="굴림"/>
+                <w:color w:val="383A42"/>
+                <w:kern w:val="0"/>
+                <w:sz w:val="21"/>
+                <w:szCs w:val="21"/>
+              </w:rPr>
+              <w:t xml:space="preserve">            </w:t>
+            </w:r>
+            <w:proofErr w:type="spellStart"/>
+            <w:r>
+              <w:rPr>
+                <w:rFonts w:ascii="Consolas" w:eastAsia="굴림" w:hAnsi="Consolas" w:cs="굴림"/>
+                <w:color w:val="A05A48"/>
+                <w:kern w:val="0"/>
+                <w:sz w:val="21"/>
+                <w:szCs w:val="21"/>
+              </w:rPr>
+              <w:t>aPw</w:t>
+            </w:r>
+            <w:proofErr w:type="spellEnd"/>
+            <w:r>
+              <w:rPr>
+                <w:rFonts w:ascii="Consolas" w:eastAsia="굴림" w:hAnsi="Consolas" w:cs="굴림"/>
+                <w:color w:val="7A82DA"/>
+                <w:kern w:val="0"/>
+                <w:sz w:val="21"/>
+                <w:szCs w:val="21"/>
+              </w:rPr>
+              <w:t>:</w:t>
+            </w:r>
+            <w:r>
+              <w:rPr>
+                <w:rFonts w:ascii="Consolas" w:eastAsia="굴림" w:hAnsi="Consolas" w:cs="굴림"/>
+                <w:color w:val="A05A48"/>
+                <w:kern w:val="0"/>
+                <w:sz w:val="21"/>
+                <w:szCs w:val="21"/>
+              </w:rPr>
+              <w:t xml:space="preserve"> </w:t>
+            </w:r>
+            <w:r>
+              <w:rPr>
+                <w:rFonts w:ascii="Consolas" w:eastAsia="굴림" w:hAnsi="Consolas" w:cs="굴림"/>
+                <w:color w:val="C5A332"/>
+                <w:kern w:val="0"/>
+                <w:sz w:val="21"/>
+                <w:szCs w:val="21"/>
+              </w:rPr>
+              <w:t>""</w:t>
+            </w:r>
+          </w:p>
+          <w:p>
+            <w:pPr>
+              <w:widowControl/>
+              <w:shd w:val="clear" w:color="auto" w:fill="F9F9F9"/>
+              <w:wordWrap/>
+              <w:autoSpaceDE/>
+              <w:autoSpaceDN/>
+              <w:spacing w:line="285" w:lineRule="atLeast"/>
+              <w:jc w:val="left"/>
+              <w:rPr>
+                <w:rFonts w:ascii="Consolas" w:eastAsia="굴림" w:hAnsi="Consolas" w:cs="굴림"/>
+                <w:color w:val="383A42"/>
+                <w:kern w:val="0"/>
+                <w:sz w:val="21"/>
+                <w:szCs w:val="21"/>
+              </w:rPr>
+            </w:pPr>
+            <w:r>
+              <w:rPr>
+                <w:rFonts w:ascii="Consolas" w:eastAsia="굴림" w:hAnsi="Consolas" w:cs="굴림"/>
+                <w:color w:val="A05A48"/>
+                <w:kern w:val="0"/>
+                <w:sz w:val="21"/>
+                <w:szCs w:val="21"/>
+              </w:rPr>
+              <w:t xml:space="preserve">        </w:t>
+            </w:r>
+            <w:r>
+              <w:rPr>
+                <w:rFonts w:ascii="Consolas" w:eastAsia="굴림" w:hAnsi="Consolas" w:cs="굴림"/>
+                <w:color w:val="7A82DA"/>
+                <w:kern w:val="0"/>
+                <w:sz w:val="21"/>
+                <w:szCs w:val="21"/>
+              </w:rPr>
+              <w:t>};</w:t>
+            </w:r>
+          </w:p>
+          <w:p>
+            <w:pPr>
+              <w:widowControl/>
+              <w:shd w:val="clear" w:color="auto" w:fill="F9F9F9"/>
+              <w:wordWrap/>
+              <w:autoSpaceDE/>
+              <w:autoSpaceDN/>
+              <w:spacing w:line="285" w:lineRule="atLeast"/>
+              <w:jc w:val="left"/>
+              <w:rPr>
+                <w:rFonts w:ascii="Consolas" w:eastAsia="굴림" w:hAnsi="Consolas" w:cs="굴림"/>
+                <w:color w:val="383A42"/>
+                <w:kern w:val="0"/>
+                <w:sz w:val="21"/>
+                <w:szCs w:val="21"/>
+              </w:rPr>
+            </w:pPr>
+          </w:p>
+          <w:p>
+            <w:pPr>
+              <w:widowControl/>
+              <w:shd w:val="clear" w:color="auto" w:fill="F9F9F9"/>
+              <w:wordWrap/>
+              <w:autoSpaceDE/>
+              <w:autoSpaceDN/>
+              <w:spacing w:line="285" w:lineRule="atLeast"/>
+              <w:jc w:val="left"/>
+              <w:rPr>
+                <w:rFonts w:ascii="Consolas" w:eastAsia="굴림" w:hAnsi="Consolas" w:cs="굴림"/>
+                <w:color w:val="383A42"/>
+                <w:kern w:val="0"/>
+                <w:sz w:val="21"/>
+                <w:szCs w:val="21"/>
+              </w:rPr>
+            </w:pPr>
+            <w:r>
+              <w:rPr>
+                <w:rFonts w:ascii="Consolas" w:eastAsia="굴림" w:hAnsi="Consolas" w:cs="굴림"/>
+                <w:color w:val="383A42"/>
+                <w:kern w:val="0"/>
+                <w:sz w:val="21"/>
+                <w:szCs w:val="21"/>
+              </w:rPr>
+              <w:t xml:space="preserve">        </w:t>
+            </w:r>
+            <w:proofErr w:type="spellStart"/>
+            <w:r>
+              <w:rPr>
+                <w:rFonts w:ascii="Consolas" w:eastAsia="굴림" w:hAnsi="Consolas" w:cs="굴림"/>
+                <w:color w:val="0098DD"/>
+                <w:kern w:val="0"/>
+                <w:sz w:val="21"/>
+                <w:szCs w:val="21"/>
+              </w:rPr>
+              <w:t>this</w:t>
+            </w:r>
+            <w:r>
+              <w:rPr>
+                <w:rFonts w:ascii="Consolas" w:eastAsia="굴림" w:hAnsi="Consolas" w:cs="굴림"/>
+                <w:color w:val="7A82DA"/>
+                <w:kern w:val="0"/>
+                <w:sz w:val="21"/>
+                <w:szCs w:val="21"/>
+              </w:rPr>
+              <w:t>.</w:t>
+            </w:r>
+            <w:r>
+              <w:rPr>
+                <w:rFonts w:ascii="Consolas" w:eastAsia="굴림" w:hAnsi="Consolas" w:cs="굴림"/>
+                <w:color w:val="A05A48"/>
+                <w:kern w:val="0"/>
+                <w:sz w:val="21"/>
+                <w:szCs w:val="21"/>
+              </w:rPr>
+              <w:t>checkInfo</w:t>
+            </w:r>
+            <w:proofErr w:type="spellEnd"/>
+            <w:r>
+              <w:rPr>
+                <w:rFonts w:ascii="Consolas" w:eastAsia="굴림" w:hAnsi="Consolas" w:cs="굴림"/>
+                <w:color w:val="383A42"/>
+                <w:kern w:val="0"/>
+                <w:sz w:val="21"/>
+                <w:szCs w:val="21"/>
+              </w:rPr>
+              <w:t xml:space="preserve"> </w:t>
+            </w:r>
+            <w:r>
+              <w:rPr>
+                <w:rFonts w:ascii="Consolas" w:eastAsia="굴림" w:hAnsi="Consolas" w:cs="굴림"/>
+                <w:color w:val="7A82DA"/>
+                <w:kern w:val="0"/>
+                <w:sz w:val="21"/>
+                <w:szCs w:val="21"/>
+              </w:rPr>
+              <w:t>=</w:t>
+            </w:r>
+            <w:r>
+              <w:rPr>
+                <w:rFonts w:ascii="Consolas" w:eastAsia="굴림" w:hAnsi="Consolas" w:cs="굴림"/>
+                <w:color w:val="383A42"/>
+                <w:kern w:val="0"/>
+                <w:sz w:val="21"/>
+                <w:szCs w:val="21"/>
+              </w:rPr>
+              <w:t xml:space="preserve"> </w:t>
+            </w:r>
+            <w:proofErr w:type="spellStart"/>
+            <w:r>
+              <w:rPr>
+                <w:rFonts w:ascii="Consolas" w:eastAsia="굴림" w:hAnsi="Consolas" w:cs="굴림"/>
+                <w:color w:val="0098DD"/>
+                <w:kern w:val="0"/>
+                <w:sz w:val="21"/>
+                <w:szCs w:val="21"/>
+              </w:rPr>
+              <w:t>this</w:t>
+            </w:r>
+            <w:r>
+              <w:rPr>
+                <w:rFonts w:ascii="Consolas" w:eastAsia="굴림" w:hAnsi="Consolas" w:cs="굴림"/>
+                <w:color w:val="7A82DA"/>
+                <w:kern w:val="0"/>
+                <w:sz w:val="21"/>
+                <w:szCs w:val="21"/>
+              </w:rPr>
+              <w:t>.</w:t>
+            </w:r>
+            <w:r>
+              <w:rPr>
+                <w:rFonts w:ascii="Consolas" w:eastAsia="굴림" w:hAnsi="Consolas" w:cs="굴림"/>
+                <w:color w:val="23974A"/>
+                <w:kern w:val="0"/>
+                <w:sz w:val="21"/>
+                <w:szCs w:val="21"/>
+              </w:rPr>
+              <w:t>checkInfo</w:t>
+            </w:r>
+            <w:r>
+              <w:rPr>
+                <w:rFonts w:ascii="Consolas" w:eastAsia="굴림" w:hAnsi="Consolas" w:cs="굴림"/>
+                <w:color w:val="7A82DA"/>
+                <w:kern w:val="0"/>
+                <w:sz w:val="21"/>
+                <w:szCs w:val="21"/>
+              </w:rPr>
+              <w:t>.</w:t>
+            </w:r>
+            <w:r>
+              <w:rPr>
+                <w:rFonts w:ascii="Consolas" w:eastAsia="굴림" w:hAnsi="Consolas" w:cs="굴림"/>
+                <w:color w:val="23974A"/>
+                <w:kern w:val="0"/>
+                <w:sz w:val="21"/>
+                <w:szCs w:val="21"/>
+              </w:rPr>
+              <w:t>bind</w:t>
+            </w:r>
+            <w:proofErr w:type="spellEnd"/>
+            <w:r>
+              <w:rPr>
+                <w:rFonts w:ascii="Consolas" w:eastAsia="굴림" w:hAnsi="Consolas" w:cs="굴림"/>
+                <w:color w:val="7A82DA"/>
+                <w:kern w:val="0"/>
+                <w:sz w:val="21"/>
+                <w:szCs w:val="21"/>
+              </w:rPr>
+              <w:t>(</w:t>
+            </w:r>
+            <w:r>
+              <w:rPr>
+                <w:rFonts w:ascii="Consolas" w:eastAsia="굴림" w:hAnsi="Consolas" w:cs="굴림"/>
+                <w:color w:val="0098DD"/>
+                <w:kern w:val="0"/>
+                <w:sz w:val="21"/>
+                <w:szCs w:val="21"/>
+              </w:rPr>
+              <w:t>this</w:t>
+            </w:r>
+            <w:r>
+              <w:rPr>
+                <w:rFonts w:ascii="Consolas" w:eastAsia="굴림" w:hAnsi="Consolas" w:cs="굴림"/>
+                <w:color w:val="7A82DA"/>
+                <w:kern w:val="0"/>
+                <w:sz w:val="21"/>
+                <w:szCs w:val="21"/>
+              </w:rPr>
+              <w:t>);</w:t>
+            </w:r>
+          </w:p>
+          <w:p>
+            <w:pPr>
+              <w:widowControl/>
+              <w:shd w:val="clear" w:color="auto" w:fill="F9F9F9"/>
+              <w:wordWrap/>
+              <w:autoSpaceDE/>
+              <w:autoSpaceDN/>
+              <w:spacing w:line="285" w:lineRule="atLeast"/>
+              <w:jc w:val="left"/>
+              <w:rPr>
+                <w:rFonts w:ascii="Consolas" w:eastAsia="굴림" w:hAnsi="Consolas" w:cs="굴림"/>
+                <w:color w:val="383A42"/>
+                <w:kern w:val="0"/>
+                <w:sz w:val="21"/>
+                <w:szCs w:val="21"/>
+              </w:rPr>
+            </w:pPr>
+            <w:r>
+              <w:rPr>
+                <w:rFonts w:ascii="Consolas" w:eastAsia="굴림" w:hAnsi="Consolas" w:cs="굴림"/>
+                <w:color w:val="383A42"/>
+                <w:kern w:val="0"/>
+                <w:sz w:val="21"/>
+                <w:szCs w:val="21"/>
+              </w:rPr>
+              <w:t xml:space="preserve">    </w:t>
+            </w:r>
+            <w:r>
+              <w:rPr>
+                <w:rFonts w:ascii="Consolas" w:eastAsia="굴림" w:hAnsi="Consolas" w:cs="굴림"/>
+                <w:color w:val="7A82DA"/>
+                <w:kern w:val="0"/>
+                <w:sz w:val="21"/>
+                <w:szCs w:val="21"/>
+              </w:rPr>
+              <w:t>}</w:t>
+            </w:r>
+          </w:p>
+          <w:p>
+            <w:pPr>
+              <w:widowControl/>
+              <w:shd w:val="clear" w:color="auto" w:fill="F9F9F9"/>
+              <w:wordWrap/>
+              <w:autoSpaceDE/>
+              <w:autoSpaceDN/>
+              <w:spacing w:line="285" w:lineRule="atLeast"/>
+              <w:jc w:val="left"/>
+              <w:rPr>
+                <w:rFonts w:ascii="Consolas" w:eastAsia="굴림" w:hAnsi="Consolas" w:cs="굴림"/>
+                <w:color w:val="383A42"/>
+                <w:kern w:val="0"/>
+                <w:sz w:val="21"/>
+                <w:szCs w:val="21"/>
+              </w:rPr>
+            </w:pPr>
+          </w:p>
+          <w:p>
+            <w:pPr>
+              <w:widowControl/>
+              <w:shd w:val="clear" w:color="auto" w:fill="F9F9F9"/>
+              <w:wordWrap/>
+              <w:autoSpaceDE/>
+              <w:autoSpaceDN/>
+              <w:spacing w:line="285" w:lineRule="atLeast"/>
+              <w:jc w:val="left"/>
+              <w:rPr>
+                <w:rFonts w:ascii="Consolas" w:eastAsia="굴림" w:hAnsi="Consolas" w:cs="굴림"/>
+                <w:color w:val="383A42"/>
+                <w:kern w:val="0"/>
+                <w:sz w:val="21"/>
+                <w:szCs w:val="21"/>
+              </w:rPr>
+            </w:pPr>
+            <w:r>
+              <w:rPr>
+                <w:rFonts w:ascii="Consolas" w:eastAsia="굴림" w:hAnsi="Consolas" w:cs="굴림"/>
+                <w:color w:val="383A42"/>
+                <w:kern w:val="0"/>
+                <w:sz w:val="21"/>
+                <w:szCs w:val="21"/>
+              </w:rPr>
+              <w:t xml:space="preserve">    </w:t>
+            </w:r>
+            <w:proofErr w:type="spellStart"/>
+            <w:r>
+              <w:rPr>
+                <w:rFonts w:ascii="Consolas" w:eastAsia="굴림" w:hAnsi="Consolas" w:cs="굴림"/>
+                <w:color w:val="23974A"/>
+                <w:kern w:val="0"/>
+                <w:sz w:val="21"/>
+                <w:szCs w:val="21"/>
+              </w:rPr>
+              <w:t>checkInfo</w:t>
+            </w:r>
+            <w:proofErr w:type="spellEnd"/>
+            <w:r>
+              <w:rPr>
+                <w:rFonts w:ascii="Consolas" w:eastAsia="굴림" w:hAnsi="Consolas" w:cs="굴림"/>
+                <w:color w:val="7A82DA"/>
+                <w:kern w:val="0"/>
+                <w:sz w:val="21"/>
+                <w:szCs w:val="21"/>
+              </w:rPr>
+              <w:t>()</w:t>
+            </w:r>
+            <w:r>
+              <w:rPr>
+                <w:rFonts w:ascii="Consolas" w:eastAsia="굴림" w:hAnsi="Consolas" w:cs="굴림"/>
+                <w:color w:val="383A42"/>
+                <w:kern w:val="0"/>
+                <w:sz w:val="21"/>
+                <w:szCs w:val="21"/>
+              </w:rPr>
+              <w:t xml:space="preserve"> </w:t>
+            </w:r>
+            <w:r>
+              <w:rPr>
+                <w:rFonts w:ascii="Consolas" w:eastAsia="굴림" w:hAnsi="Consolas" w:cs="굴림"/>
+                <w:color w:val="7A82DA"/>
+                <w:kern w:val="0"/>
+                <w:sz w:val="21"/>
+                <w:szCs w:val="21"/>
+              </w:rPr>
+              <w:t>{</w:t>
+            </w:r>
+          </w:p>
+          <w:p>
+            <w:pPr>
+              <w:widowControl/>
+              <w:shd w:val="clear" w:color="auto" w:fill="F9F9F9"/>
+              <w:wordWrap/>
+              <w:autoSpaceDE/>
+              <w:autoSpaceDN/>
+              <w:spacing w:line="285" w:lineRule="atLeast"/>
+              <w:jc w:val="left"/>
+              <w:rPr>
+                <w:rFonts w:ascii="Consolas" w:eastAsia="굴림" w:hAnsi="Consolas" w:cs="굴림"/>
+                <w:color w:val="383A42"/>
+                <w:kern w:val="0"/>
+                <w:sz w:val="21"/>
+                <w:szCs w:val="21"/>
+              </w:rPr>
+            </w:pPr>
+            <w:r>
+              <w:rPr>
+                <w:rFonts w:ascii="Consolas" w:eastAsia="굴림" w:hAnsi="Consolas" w:cs="굴림"/>
+                <w:color w:val="383A42"/>
+                <w:kern w:val="0"/>
+                <w:sz w:val="21"/>
+                <w:szCs w:val="21"/>
+              </w:rPr>
+              <w:t xml:space="preserve">        </w:t>
+            </w:r>
+            <w:proofErr w:type="spellStart"/>
+            <w:r>
+              <w:rPr>
+                <w:rFonts w:ascii="Consolas" w:eastAsia="굴림" w:hAnsi="Consolas" w:cs="굴림"/>
+                <w:color w:val="0098DD"/>
+                <w:kern w:val="0"/>
+                <w:sz w:val="21"/>
+                <w:szCs w:val="21"/>
+              </w:rPr>
+              <w:t>this</w:t>
+            </w:r>
+            <w:r>
+              <w:rPr>
+                <w:rFonts w:ascii="Consolas" w:eastAsia="굴림" w:hAnsi="Consolas" w:cs="굴림"/>
+                <w:color w:val="7A82DA"/>
+                <w:kern w:val="0"/>
+                <w:sz w:val="21"/>
+                <w:szCs w:val="21"/>
+              </w:rPr>
+              <w:t>.</w:t>
+            </w:r>
+            <w:r>
+              <w:rPr>
+                <w:rFonts w:ascii="Consolas" w:eastAsia="굴림" w:hAnsi="Consolas" w:cs="굴림"/>
+                <w:color w:val="23974A"/>
+                <w:kern w:val="0"/>
+                <w:sz w:val="21"/>
+                <w:szCs w:val="21"/>
+              </w:rPr>
+              <w:t>setState</w:t>
+            </w:r>
+            <w:proofErr w:type="spellEnd"/>
+            <w:r>
+              <w:rPr>
+                <w:rFonts w:ascii="Consolas" w:eastAsia="굴림" w:hAnsi="Consolas" w:cs="굴림"/>
+                <w:color w:val="7A82DA"/>
+                <w:kern w:val="0"/>
+                <w:sz w:val="21"/>
+                <w:szCs w:val="21"/>
+              </w:rPr>
+              <w:t>({</w:t>
+            </w:r>
+          </w:p>
+          <w:p>
+            <w:pPr>
+              <w:widowControl/>
+              <w:shd w:val="clear" w:color="auto" w:fill="F9F9F9"/>
+              <w:wordWrap/>
+              <w:autoSpaceDE/>
+              <w:autoSpaceDN/>
+              <w:spacing w:line="285" w:lineRule="atLeast"/>
+              <w:jc w:val="left"/>
+              <w:rPr>
+                <w:rFonts w:ascii="Consolas" w:eastAsia="굴림" w:hAnsi="Consolas" w:cs="굴림"/>
+                <w:color w:val="383A42"/>
+                <w:kern w:val="0"/>
+                <w:sz w:val="21"/>
+                <w:szCs w:val="21"/>
+              </w:rPr>
+            </w:pPr>
+            <w:r>
+              <w:rPr>
+                <w:rFonts w:ascii="Consolas" w:eastAsia="굴림" w:hAnsi="Consolas" w:cs="굴림"/>
+                <w:color w:val="383A42"/>
+                <w:kern w:val="0"/>
+                <w:sz w:val="21"/>
+                <w:szCs w:val="21"/>
+              </w:rPr>
+              <w:t xml:space="preserve">            </w:t>
+            </w:r>
+            <w:proofErr w:type="spellStart"/>
+            <w:r>
+              <w:rPr>
+                <w:rFonts w:ascii="Consolas" w:eastAsia="굴림" w:hAnsi="Consolas" w:cs="굴림"/>
+                <w:color w:val="A05A48"/>
+                <w:kern w:val="0"/>
+                <w:sz w:val="21"/>
+                <w:szCs w:val="21"/>
+              </w:rPr>
+              <w:t>aId</w:t>
+            </w:r>
+            <w:proofErr w:type="spellEnd"/>
+            <w:r>
+              <w:rPr>
+                <w:rFonts w:ascii="Consolas" w:eastAsia="굴림" w:hAnsi="Consolas" w:cs="굴림"/>
+                <w:color w:val="7A82DA"/>
+                <w:kern w:val="0"/>
+                <w:sz w:val="21"/>
+                <w:szCs w:val="21"/>
+              </w:rPr>
+              <w:t>:</w:t>
+            </w:r>
+            <w:r>
+              <w:rPr>
+                <w:rFonts w:ascii="Consolas" w:eastAsia="굴림" w:hAnsi="Consolas" w:cs="굴림"/>
+                <w:color w:val="A05A48"/>
+                <w:kern w:val="0"/>
+                <w:sz w:val="21"/>
+                <w:szCs w:val="21"/>
+              </w:rPr>
+              <w:t xml:space="preserve"> </w:t>
+            </w:r>
+            <w:proofErr w:type="spellStart"/>
+            <w:r>
+              <w:rPr>
+                <w:rFonts w:ascii="Consolas" w:eastAsia="굴림" w:hAnsi="Consolas" w:cs="굴림"/>
+                <w:color w:val="383A42"/>
+                <w:kern w:val="0"/>
+                <w:sz w:val="21"/>
+                <w:szCs w:val="21"/>
+              </w:rPr>
+              <w:t>document</w:t>
+            </w:r>
+            <w:r>
+              <w:rPr>
+                <w:rFonts w:ascii="Consolas" w:eastAsia="굴림" w:hAnsi="Consolas" w:cs="굴림"/>
+                <w:color w:val="7A82DA"/>
+                <w:kern w:val="0"/>
+                <w:sz w:val="21"/>
+                <w:szCs w:val="21"/>
+              </w:rPr>
+              <w:t>.</w:t>
+            </w:r>
+            <w:r>
+              <w:rPr>
+                <w:rFonts w:ascii="Consolas" w:eastAsia="굴림" w:hAnsi="Consolas" w:cs="굴림"/>
+                <w:color w:val="23974A"/>
+                <w:kern w:val="0"/>
+                <w:sz w:val="21"/>
+                <w:szCs w:val="21"/>
+              </w:rPr>
+              <w:t>getElementById</w:t>
+            </w:r>
+            <w:proofErr w:type="spellEnd"/>
+            <w:r>
+              <w:rPr>
+                <w:rFonts w:ascii="Consolas" w:eastAsia="굴림" w:hAnsi="Consolas" w:cs="굴림"/>
+                <w:color w:val="7A82DA"/>
+                <w:kern w:val="0"/>
+                <w:sz w:val="21"/>
+                <w:szCs w:val="21"/>
+              </w:rPr>
+              <w:t>(</w:t>
+            </w:r>
+            <w:r>
+              <w:rPr>
+                <w:rFonts w:ascii="Consolas" w:eastAsia="굴림" w:hAnsi="Consolas" w:cs="굴림"/>
+                <w:color w:val="C5A332"/>
+                <w:kern w:val="0"/>
+                <w:sz w:val="21"/>
+                <w:szCs w:val="21"/>
+              </w:rPr>
+              <w:t>'input-id'</w:t>
+            </w:r>
+            <w:r>
+              <w:rPr>
+                <w:rFonts w:ascii="Consolas" w:eastAsia="굴림" w:hAnsi="Consolas" w:cs="굴림"/>
+                <w:color w:val="7A82DA"/>
+                <w:kern w:val="0"/>
+                <w:sz w:val="21"/>
+                <w:szCs w:val="21"/>
+              </w:rPr>
+              <w:t>).</w:t>
+            </w:r>
+            <w:r>
+              <w:rPr>
+                <w:rFonts w:ascii="Consolas" w:eastAsia="굴림" w:hAnsi="Consolas" w:cs="굴림"/>
+                <w:color w:val="A05A48"/>
+                <w:kern w:val="0"/>
+                <w:sz w:val="21"/>
+                <w:szCs w:val="21"/>
+              </w:rPr>
+              <w:t>value</w:t>
+            </w:r>
+            <w:r>
+              <w:rPr>
+                <w:rFonts w:ascii="Consolas" w:eastAsia="굴림" w:hAnsi="Consolas" w:cs="굴림"/>
+                <w:color w:val="7A82DA"/>
+                <w:kern w:val="0"/>
+                <w:sz w:val="21"/>
+                <w:szCs w:val="21"/>
+              </w:rPr>
+              <w:t>,</w:t>
+            </w:r>
+          </w:p>
+          <w:p>
+            <w:pPr>
+              <w:widowControl/>
+              <w:shd w:val="clear" w:color="auto" w:fill="F9F9F9"/>
+              <w:wordWrap/>
+              <w:autoSpaceDE/>
+              <w:autoSpaceDN/>
+              <w:spacing w:line="285" w:lineRule="atLeast"/>
+              <w:jc w:val="left"/>
+              <w:rPr>
+                <w:rFonts w:ascii="Consolas" w:eastAsia="굴림" w:hAnsi="Consolas" w:cs="굴림"/>
+                <w:color w:val="383A42"/>
+                <w:kern w:val="0"/>
+                <w:sz w:val="21"/>
+                <w:szCs w:val="21"/>
+              </w:rPr>
+            </w:pPr>
+            <w:r>
+              <w:rPr>
+                <w:rFonts w:ascii="Consolas" w:eastAsia="굴림" w:hAnsi="Consolas" w:cs="굴림"/>
+                <w:color w:val="383A42"/>
+                <w:kern w:val="0"/>
+                <w:sz w:val="21"/>
+                <w:szCs w:val="21"/>
+              </w:rPr>
+              <w:lastRenderedPageBreak/>
+              <w:t xml:space="preserve">            </w:t>
+            </w:r>
+            <w:proofErr w:type="spellStart"/>
+            <w:r>
+              <w:rPr>
+                <w:rFonts w:ascii="Consolas" w:eastAsia="굴림" w:hAnsi="Consolas" w:cs="굴림"/>
+                <w:color w:val="A05A48"/>
+                <w:kern w:val="0"/>
+                <w:sz w:val="21"/>
+                <w:szCs w:val="21"/>
+              </w:rPr>
+              <w:t>aPw</w:t>
+            </w:r>
+            <w:proofErr w:type="spellEnd"/>
+            <w:r>
+              <w:rPr>
+                <w:rFonts w:ascii="Consolas" w:eastAsia="굴림" w:hAnsi="Consolas" w:cs="굴림"/>
+                <w:color w:val="7A82DA"/>
+                <w:kern w:val="0"/>
+                <w:sz w:val="21"/>
+                <w:szCs w:val="21"/>
+              </w:rPr>
+              <w:t>:</w:t>
+            </w:r>
+            <w:r>
+              <w:rPr>
+                <w:rFonts w:ascii="Consolas" w:eastAsia="굴림" w:hAnsi="Consolas" w:cs="굴림"/>
+                <w:color w:val="A05A48"/>
+                <w:kern w:val="0"/>
+                <w:sz w:val="21"/>
+                <w:szCs w:val="21"/>
+              </w:rPr>
+              <w:t xml:space="preserve"> </w:t>
+            </w:r>
+            <w:proofErr w:type="spellStart"/>
+            <w:r>
+              <w:rPr>
+                <w:rFonts w:ascii="Consolas" w:eastAsia="굴림" w:hAnsi="Consolas" w:cs="굴림"/>
+                <w:color w:val="383A42"/>
+                <w:kern w:val="0"/>
+                <w:sz w:val="21"/>
+                <w:szCs w:val="21"/>
+              </w:rPr>
+              <w:t>document</w:t>
+            </w:r>
+            <w:r>
+              <w:rPr>
+                <w:rFonts w:ascii="Consolas" w:eastAsia="굴림" w:hAnsi="Consolas" w:cs="굴림"/>
+                <w:color w:val="7A82DA"/>
+                <w:kern w:val="0"/>
+                <w:sz w:val="21"/>
+                <w:szCs w:val="21"/>
+              </w:rPr>
+              <w:t>.</w:t>
+            </w:r>
+            <w:r>
+              <w:rPr>
+                <w:rFonts w:ascii="Consolas" w:eastAsia="굴림" w:hAnsi="Consolas" w:cs="굴림"/>
+                <w:color w:val="23974A"/>
+                <w:kern w:val="0"/>
+                <w:sz w:val="21"/>
+                <w:szCs w:val="21"/>
+              </w:rPr>
+              <w:t>getElementById</w:t>
+            </w:r>
+            <w:proofErr w:type="spellEnd"/>
+            <w:r>
+              <w:rPr>
+                <w:rFonts w:ascii="Consolas" w:eastAsia="굴림" w:hAnsi="Consolas" w:cs="굴림"/>
+                <w:color w:val="7A82DA"/>
+                <w:kern w:val="0"/>
+                <w:sz w:val="21"/>
+                <w:szCs w:val="21"/>
+              </w:rPr>
+              <w:t>(</w:t>
+            </w:r>
+            <w:r>
+              <w:rPr>
+                <w:rFonts w:ascii="Consolas" w:eastAsia="굴림" w:hAnsi="Consolas" w:cs="굴림"/>
+                <w:color w:val="C5A332"/>
+                <w:kern w:val="0"/>
+                <w:sz w:val="21"/>
+                <w:szCs w:val="21"/>
+              </w:rPr>
+              <w:t>'input-pw'</w:t>
+            </w:r>
+            <w:r>
+              <w:rPr>
+                <w:rFonts w:ascii="Consolas" w:eastAsia="굴림" w:hAnsi="Consolas" w:cs="굴림"/>
+                <w:color w:val="7A82DA"/>
+                <w:kern w:val="0"/>
+                <w:sz w:val="21"/>
+                <w:szCs w:val="21"/>
+              </w:rPr>
+              <w:t>).</w:t>
+            </w:r>
+            <w:r>
+              <w:rPr>
+                <w:rFonts w:ascii="Consolas" w:eastAsia="굴림" w:hAnsi="Consolas" w:cs="굴림"/>
+                <w:color w:val="A05A48"/>
+                <w:kern w:val="0"/>
+                <w:sz w:val="21"/>
+                <w:szCs w:val="21"/>
+              </w:rPr>
+              <w:t>value</w:t>
+            </w:r>
+          </w:p>
+          <w:p>
+            <w:pPr>
+              <w:widowControl/>
+              <w:shd w:val="clear" w:color="auto" w:fill="F9F9F9"/>
+              <w:wordWrap/>
+              <w:autoSpaceDE/>
+              <w:autoSpaceDN/>
+              <w:spacing w:line="285" w:lineRule="atLeast"/>
+              <w:jc w:val="left"/>
+              <w:rPr>
+                <w:rFonts w:ascii="Consolas" w:eastAsia="굴림" w:hAnsi="Consolas" w:cs="굴림"/>
+                <w:color w:val="383A42"/>
+                <w:kern w:val="0"/>
+                <w:sz w:val="21"/>
+                <w:szCs w:val="21"/>
+              </w:rPr>
+            </w:pPr>
+            <w:r>
+              <w:rPr>
+                <w:rFonts w:ascii="Consolas" w:eastAsia="굴림" w:hAnsi="Consolas" w:cs="굴림"/>
+                <w:color w:val="A05A48"/>
+                <w:kern w:val="0"/>
+                <w:sz w:val="21"/>
+                <w:szCs w:val="21"/>
+              </w:rPr>
+              <w:t xml:space="preserve">        </w:t>
+            </w:r>
+            <w:r>
+              <w:rPr>
+                <w:rFonts w:ascii="Consolas" w:eastAsia="굴림" w:hAnsi="Consolas" w:cs="굴림"/>
+                <w:color w:val="7A82DA"/>
+                <w:kern w:val="0"/>
+                <w:sz w:val="21"/>
+                <w:szCs w:val="21"/>
+              </w:rPr>
+              <w:t>});</w:t>
+            </w:r>
+          </w:p>
+          <w:p>
+            <w:pPr>
+              <w:widowControl/>
+              <w:shd w:val="clear" w:color="auto" w:fill="F9F9F9"/>
+              <w:wordWrap/>
+              <w:autoSpaceDE/>
+              <w:autoSpaceDN/>
+              <w:spacing w:line="285" w:lineRule="atLeast"/>
+              <w:jc w:val="left"/>
+              <w:rPr>
+                <w:rFonts w:ascii="Consolas" w:eastAsia="굴림" w:hAnsi="Consolas" w:cs="굴림"/>
+                <w:color w:val="383A42"/>
+                <w:kern w:val="0"/>
+                <w:sz w:val="21"/>
+                <w:szCs w:val="21"/>
+              </w:rPr>
+            </w:pPr>
+            <w:r>
+              <w:rPr>
+                <w:rFonts w:ascii="Consolas" w:eastAsia="굴림" w:hAnsi="Consolas" w:cs="굴림"/>
+                <w:color w:val="383A42"/>
+                <w:kern w:val="0"/>
+                <w:sz w:val="21"/>
+                <w:szCs w:val="21"/>
+              </w:rPr>
+              <w:t xml:space="preserve">    </w:t>
+            </w:r>
+            <w:r>
+              <w:rPr>
+                <w:rFonts w:ascii="Consolas" w:eastAsia="굴림" w:hAnsi="Consolas" w:cs="굴림"/>
+                <w:color w:val="7A82DA"/>
+                <w:kern w:val="0"/>
+                <w:sz w:val="21"/>
+                <w:szCs w:val="21"/>
+              </w:rPr>
+              <w:t>}</w:t>
+            </w:r>
+          </w:p>
+          <w:p>
+            <w:pPr>
+              <w:tabs>
+                <w:tab w:val="left" w:pos="1658"/>
+              </w:tabs>
+            </w:pPr>
+          </w:p>
+        </w:tc>
+      </w:tr>
+      <w:tr>
+        <w:tc>
+          <w:tcPr>
+            <w:tcW w:w="4508" w:type="dxa"/>
+          </w:tcPr>
+          <w:p/>
+          <w:p>
+            <w:pPr>
+              <w:rPr>
+                <w:rFonts w:hint="eastAsia"/>
+              </w:rPr>
+            </w:pPr>
+            <w:r>
+              <w:t>https://stackoverflow.com/questions/32317154/react-uncaught-typeerror-cannot-read-property-setstate-of-undefined</w:t>
+            </w:r>
+          </w:p>
+        </w:tc>
+        <w:tc>
+          <w:tcPr>
+            <w:tcW w:w="4508" w:type="dxa"/>
+            <w:vMerge/>
+          </w:tcPr>
+          <w:p/>
+        </w:tc>
+      </w:tr>
+    </w:tbl>
     <w:p>
       <w:pPr>
-        <w:ind w:left="400"/>
+        <w:rPr>
+          <w:rFonts w:hint="eastAsia"/>
+        </w:rPr>
       </w:pPr>
     </w:p>
     <w:p>
       <w:pPr>
-        <w:ind w:left="400"/>
+        <w:pStyle w:val="a3"/>
+        <w:numPr>
+          <w:ilvl w:val="0"/>
+          <w:numId w:val="2"/>
+        </w:numPr>
+        <w:ind w:leftChars="0"/>
       </w:pPr>
       <w:r>
-        <w:t>&lt;</w:t>
+        <w:rPr>
+          <w:rFonts w:hint="eastAsia"/>
+        </w:rPr>
+        <w:t xml:space="preserve">react 에서 </w:t>
+      </w:r>
+      <w:r>
+        <w:t xml:space="preserve">binding </w:t>
       </w:r>
       <w:r>
         <w:rPr>
           <w:rFonts w:hint="eastAsia"/>
         </w:rPr>
-        <w:t xml:space="preserve">div&gt; 대신 </w:t>
-      </w:r>
-      <w:r>
-        <w:t xml:space="preserve">&lt;section&gt; </w:t>
-      </w:r>
-      <w:r>
-        <w:rPr>
-          <w:rFonts w:hint="eastAsia"/>
-        </w:rPr>
-        <w:t>사용</w:t>
-      </w:r>
-      <w:r>
-        <w:rPr>
-          <w:rFonts w:hint="eastAsia"/>
-        </w:rPr>
-        <w:t>?</w:t>
-      </w:r>
-    </w:p>
-    <w:p>
-      <w:pPr>
-        <w:ind w:left="400"/>
-        <w:rPr>
-          <w:rFonts w:hint="eastAsia"/>
-        </w:rPr>
-      </w:pPr>
-    </w:p>
-    <w:p>
-      <w:pPr>
-        <w:pStyle w:val="a3"/>
-        <w:numPr>
-          <w:ilvl w:val="0"/>
-          <w:numId w:val="1"/>
-        </w:numPr>
-        <w:ind w:leftChars="0"/>
-      </w:pPr>
-      <w:r>
-        <w:rPr>
-          <w:rFonts w:hint="eastAsia"/>
-        </w:rPr>
-        <w:t xml:space="preserve">클릭 시 </w:t>
-      </w:r>
-      <w:proofErr w:type="spellStart"/>
-      <w:r>
-        <w:t>db</w:t>
-      </w:r>
-      <w:proofErr w:type="spellEnd"/>
-      <w:r>
-        <w:rPr>
-          <w:rFonts w:hint="eastAsia"/>
-        </w:rPr>
-        <w:t>에서 불러와 확인</w:t>
-      </w:r>
-    </w:p>
-    <w:p>
-      <w:pPr>
-        <w:pStyle w:val="a3"/>
-        <w:numPr>
-          <w:ilvl w:val="0"/>
-          <w:numId w:val="1"/>
-        </w:numPr>
-        <w:ind w:leftChars="0"/>
-      </w:pPr>
-      <w:r>
-        <w:t xml:space="preserve"> </w:t>
+        <w:t>이란?</w:t>
       </w:r>
     </w:p>
     <w:p>
@@ -238,6 +1485,118 @@
 <file path=word/numbering.xml><?xml version="1.0" encoding="utf-8"?>
 <w:numbering xmlns:wpc="http://schemas.microsoft.com/office/word/2010/wordprocessingCanvas" xmlns:mc="http://schemas.openxmlformats.org/markup-compatibility/2006" xmlns:o="urn:schemas-microsoft-com:office:office" xmlns:r="http://schemas.openxmlformats.org/officeDocument/2006/relationships" xmlns:m="http://schemas.openxmlformats.org/officeDocument/2006/math" xmlns:v="urn:schemas-microsoft-com:vml" xmlns:wp14="http://schemas.microsoft.com/office/word/2010/wordprocessingDrawing" xmlns:wp="http://schemas.openxmlformats.org/drawingml/2006/wordprocessingDrawing" xmlns:w10="urn:schemas-microsoft-com:office:word" xmlns:w="http://schemas.openxmlformats.org/wordprocessingml/2006/main" xmlns:w14="http://schemas.microsoft.com/office/word/2010/wordml" xmlns:w15="http://schemas.microsoft.com/office/word/2012/wordml" xmlns:wpg="http://schemas.microsoft.com/office/word/2010/wordprocessingGroup" xmlns:wpi="http://schemas.microsoft.com/office/word/2010/wordprocessingInk" xmlns:wne="http://schemas.microsoft.com/office/word/2006/wordml" xmlns:wps="http://schemas.microsoft.com/office/word/2010/wordprocessingShape" mc:Ignorable="w14 w15 wp14">
   <w:abstractNum w:abstractNumId="0">
+    <w:nsid w:val="295276E5"/>
+    <w:multiLevelType w:val="hybridMultilevel"/>
+    <w:tmpl w:val="C4800F20"/>
+    <w:lvl w:ilvl="0" w:tplc="A36AC9A2">
+      <w:numFmt w:val="bullet"/>
+      <w:lvlText w:val=""/>
+      <w:lvlJc w:val="left"/>
+      <w:pPr>
+        <w:ind w:left="760" w:hanging="360"/>
+      </w:pPr>
+      <w:rPr>
+        <w:rFonts w:ascii="Wingdings" w:eastAsiaTheme="minorEastAsia" w:hAnsi="Wingdings" w:cstheme="minorBidi" w:hint="default"/>
+      </w:rPr>
+    </w:lvl>
+    <w:lvl w:ilvl="1" w:tplc="04090003" w:tentative="1">
+      <w:start w:val="1"/>
+      <w:numFmt w:val="bullet"/>
+      <w:lvlText w:val=""/>
+      <w:lvlJc w:val="left"/>
+      <w:pPr>
+        <w:ind w:left="1200" w:hanging="400"/>
+      </w:pPr>
+      <w:rPr>
+        <w:rFonts w:ascii="Wingdings" w:hAnsi="Wingdings" w:hint="default"/>
+      </w:rPr>
+    </w:lvl>
+    <w:lvl w:ilvl="2" w:tplc="04090005" w:tentative="1">
+      <w:start w:val="1"/>
+      <w:numFmt w:val="bullet"/>
+      <w:lvlText w:val=""/>
+      <w:lvlJc w:val="left"/>
+      <w:pPr>
+        <w:ind w:left="1600" w:hanging="400"/>
+      </w:pPr>
+      <w:rPr>
+        <w:rFonts w:ascii="Wingdings" w:hAnsi="Wingdings" w:hint="default"/>
+      </w:rPr>
+    </w:lvl>
+    <w:lvl w:ilvl="3" w:tplc="04090001" w:tentative="1">
+      <w:start w:val="1"/>
+      <w:numFmt w:val="bullet"/>
+      <w:lvlText w:val=""/>
+      <w:lvlJc w:val="left"/>
+      <w:pPr>
+        <w:ind w:left="2000" w:hanging="400"/>
+      </w:pPr>
+      <w:rPr>
+        <w:rFonts w:ascii="Wingdings" w:hAnsi="Wingdings" w:hint="default"/>
+      </w:rPr>
+    </w:lvl>
+    <w:lvl w:ilvl="4" w:tplc="04090003" w:tentative="1">
+      <w:start w:val="1"/>
+      <w:numFmt w:val="bullet"/>
+      <w:lvlText w:val=""/>
+      <w:lvlJc w:val="left"/>
+      <w:pPr>
+        <w:ind w:left="2400" w:hanging="400"/>
+      </w:pPr>
+      <w:rPr>
+        <w:rFonts w:ascii="Wingdings" w:hAnsi="Wingdings" w:hint="default"/>
+      </w:rPr>
+    </w:lvl>
+    <w:lvl w:ilvl="5" w:tplc="04090005" w:tentative="1">
+      <w:start w:val="1"/>
+      <w:numFmt w:val="bullet"/>
+      <w:lvlText w:val=""/>
+      <w:lvlJc w:val="left"/>
+      <w:pPr>
+        <w:ind w:left="2800" w:hanging="400"/>
+      </w:pPr>
+      <w:rPr>
+        <w:rFonts w:ascii="Wingdings" w:hAnsi="Wingdings" w:hint="default"/>
+      </w:rPr>
+    </w:lvl>
+    <w:lvl w:ilvl="6" w:tplc="04090001" w:tentative="1">
+      <w:start w:val="1"/>
+      <w:numFmt w:val="bullet"/>
+      <w:lvlText w:val=""/>
+      <w:lvlJc w:val="left"/>
+      <w:pPr>
+        <w:ind w:left="3200" w:hanging="400"/>
+      </w:pPr>
+      <w:rPr>
+        <w:rFonts w:ascii="Wingdings" w:hAnsi="Wingdings" w:hint="default"/>
+      </w:rPr>
+    </w:lvl>
+    <w:lvl w:ilvl="7" w:tplc="04090003" w:tentative="1">
+      <w:start w:val="1"/>
+      <w:numFmt w:val="bullet"/>
+      <w:lvlText w:val=""/>
+      <w:lvlJc w:val="left"/>
+      <w:pPr>
+        <w:ind w:left="3600" w:hanging="400"/>
+      </w:pPr>
+      <w:rPr>
+        <w:rFonts w:ascii="Wingdings" w:hAnsi="Wingdings" w:hint="default"/>
+      </w:rPr>
+    </w:lvl>
+    <w:lvl w:ilvl="8" w:tplc="04090005" w:tentative="1">
+      <w:start w:val="1"/>
+      <w:numFmt w:val="bullet"/>
+      <w:lvlText w:val=""/>
+      <w:lvlJc w:val="left"/>
+      <w:pPr>
+        <w:ind w:left="4000" w:hanging="400"/>
+      </w:pPr>
+      <w:rPr>
+        <w:rFonts w:ascii="Wingdings" w:hAnsi="Wingdings" w:hint="default"/>
+      </w:rPr>
+    </w:lvl>
+  </w:abstractNum>
+  <w:abstractNum w:abstractNumId="1">
     <w:nsid w:val="44E84162"/>
     <w:multiLevelType w:val="hybridMultilevel"/>
     <w:tmpl w:val="EC34384A"/>
@@ -327,6 +1686,9 @@
     </w:lvl>
   </w:abstractNum>
   <w:num w:numId="1">
+    <w:abstractNumId w:val="1"/>
+  </w:num>
+  <w:num w:numId="2">
     <w:abstractNumId w:val="0"/>
   </w:num>
 </w:numbering>
@@ -781,6 +2143,32 @@
       <w:u w:val="single"/>
     </w:rPr>
   </w:style>
+  <w:style w:type="table" w:styleId="a5">
+    <w:name w:val="Table Grid"/>
+    <w:basedOn w:val="a1"/>
+    <w:uiPriority w:val="39"/>
+    <w:rsid w:val="00A22776"/>
+    <w:pPr>
+      <w:spacing w:after="0" w:line="240" w:lineRule="auto"/>
+    </w:pPr>
+    <w:tblPr>
+      <w:tblInd w:w="0" w:type="dxa"/>
+      <w:tblBorders>
+        <w:top w:val="single" w:sz="4" w:space="0" w:color="auto"/>
+        <w:left w:val="single" w:sz="4" w:space="0" w:color="auto"/>
+        <w:bottom w:val="single" w:sz="4" w:space="0" w:color="auto"/>
+        <w:right w:val="single" w:sz="4" w:space="0" w:color="auto"/>
+        <w:insideH w:val="single" w:sz="4" w:space="0" w:color="auto"/>
+        <w:insideV w:val="single" w:sz="4" w:space="0" w:color="auto"/>
+      </w:tblBorders>
+      <w:tblCellMar>
+        <w:top w:w="0" w:type="dxa"/>
+        <w:left w:w="108" w:type="dxa"/>
+        <w:bottom w:w="0" w:type="dxa"/>
+        <w:right w:w="108" w:type="dxa"/>
+      </w:tblCellMar>
+    </w:tblPr>
+  </w:style>
 </w:styles>
 </file>
 

--- a/react-board/board문서.docx
+++ b/react-board/board문서.docx
@@ -1411,11 +1411,6 @@
           </w:tcPr>
           <w:p/>
           <w:p>
-            <w:pPr>
-              <w:rPr>
-                <w:rFonts w:hint="eastAsia"/>
-              </w:rPr>
-            </w:pPr>
             <w:r>
               <w:t>https://stackoverflow.com/questions/32317154/react-uncaught-typeerror-cannot-read-property-setstate-of-undefined</w:t>
             </w:r>
@@ -1430,13 +1425,7 @@
         </w:tc>
       </w:tr>
     </w:tbl>
-    <w:p>
-      <w:pPr>
-        <w:rPr>
-          <w:rFonts w:hint="eastAsia"/>
-        </w:rPr>
-      </w:pPr>
-    </w:p>
+    <w:p/>
     <w:p>
       <w:pPr>
         <w:pStyle w:val="a3"/>
@@ -1462,13 +1451,149 @@
         <w:t>이란?</w:t>
       </w:r>
     </w:p>
+    <w:p/>
     <w:p>
-      <w:pPr>
-        <w:ind w:left="400"/>
+      <w:proofErr w:type="spellStart"/>
+      <w:proofErr w:type="gramStart"/>
+      <w:r>
         <w:rPr>
           <w:rFonts w:hint="eastAsia"/>
         </w:rPr>
-      </w:pPr>
+        <w:t>setState</w:t>
+      </w:r>
+      <w:proofErr w:type="spellEnd"/>
+      <w:r>
+        <w:rPr>
+          <w:rFonts w:hint="eastAsia"/>
+        </w:rPr>
+        <w:t xml:space="preserve"> :</w:t>
+      </w:r>
+      <w:proofErr w:type="gramEnd"/>
+      <w:r>
+        <w:rPr>
+          <w:rFonts w:hint="eastAsia"/>
+        </w:rPr>
+        <w:t xml:space="preserve"> </w:t>
+      </w:r>
+      <w:proofErr w:type="spellStart"/>
+      <w:r>
+        <w:rPr>
+          <w:rFonts w:hint="eastAsia"/>
+        </w:rPr>
+        <w:t>비동기로</w:t>
+      </w:r>
+      <w:proofErr w:type="spellEnd"/>
+      <w:r>
+        <w:rPr>
+          <w:rFonts w:hint="eastAsia"/>
+        </w:rPr>
+        <w:t xml:space="preserve"> 처리 </w:t>
+      </w:r>
+    </w:p>
+    <w:p>
+      <w:r>
+        <w:t>https://velog.io/@kym123123/%EB%B9%84%EB%8F%99%EA%B8%B0%EB%A1%9C-%EB%8F%99%EC%9E%91%ED%95%98%EB%8A%94-react%EC%9D%98-setState%EC%97%90-%EB%8C%80%ED%95%98%EC%97%AC</w:t>
+      </w:r>
+    </w:p>
+    <w:p>
+      <w:pPr>
+        <w:pStyle w:val="a3"/>
+        <w:numPr>
+          <w:ilvl w:val="0"/>
+          <w:numId w:val="2"/>
+        </w:numPr>
+        <w:ind w:leftChars="0"/>
+      </w:pPr>
+      <w:r>
+        <w:rPr>
+          <w:rFonts w:hint="eastAsia"/>
+        </w:rPr>
+        <w:t xml:space="preserve">불필요한 </w:t>
+      </w:r>
+      <w:proofErr w:type="spellStart"/>
+      <w:r>
+        <w:rPr>
+          <w:rFonts w:hint="eastAsia"/>
+        </w:rPr>
+        <w:t>렌더링을</w:t>
+      </w:r>
+      <w:proofErr w:type="spellEnd"/>
+      <w:r>
+        <w:rPr>
+          <w:rFonts w:hint="eastAsia"/>
+        </w:rPr>
+        <w:t xml:space="preserve"> 막기 위해 </w:t>
+      </w:r>
+      <w:proofErr w:type="spellStart"/>
+      <w:r>
+        <w:t>setState</w:t>
+      </w:r>
+      <w:proofErr w:type="spellEnd"/>
+      <w:r>
+        <w:t xml:space="preserve"> </w:t>
+      </w:r>
+      <w:r>
+        <w:rPr>
+          <w:rFonts w:hint="eastAsia"/>
+        </w:rPr>
+        <w:t>호출마다 반영하지 않고 종합하여 한번에 처리.</w:t>
+      </w:r>
+    </w:p>
+    <w:p>
+      <w:pPr>
+        <w:pStyle w:val="a3"/>
+        <w:ind w:leftChars="0" w:left="760"/>
+      </w:pPr>
+      <w:r>
+        <w:rPr>
+          <w:rFonts w:hint="eastAsia"/>
+        </w:rPr>
+        <w:t xml:space="preserve">만약 즉각적인 변화가 필요한 경우 </w:t>
+      </w:r>
+    </w:p>
+    <w:p>
+      <w:pPr>
+        <w:pStyle w:val="a3"/>
+        <w:ind w:leftChars="0" w:left="760"/>
+      </w:pPr>
+      <w:r>
+        <w:t xml:space="preserve">(1) </w:t>
+      </w:r>
+      <w:proofErr w:type="spellStart"/>
+      <w:r>
+        <w:t>ComponentDidUpdate</w:t>
+      </w:r>
+      <w:proofErr w:type="spellEnd"/>
+      <w:r>
+        <w:t xml:space="preserve">() </w:t>
+      </w:r>
+      <w:r>
+        <w:rPr>
+          <w:rFonts w:hint="eastAsia"/>
+        </w:rPr>
+        <w:t>안에서 작업 수행</w:t>
+      </w:r>
+    </w:p>
+    <w:p>
+      <w:pPr>
+        <w:pStyle w:val="a3"/>
+        <w:ind w:leftChars="0" w:left="760"/>
+      </w:pPr>
+      <w:r>
+        <w:t xml:space="preserve">(2) </w:t>
+      </w:r>
+    </w:p>
+    <w:p>
+      <w:pPr>
+        <w:pStyle w:val="a3"/>
+        <w:ind w:leftChars="0" w:left="760"/>
+        <w:rPr>
+          <w:rFonts w:hint="eastAsia"/>
+        </w:rPr>
+      </w:pPr>
+      <w:r>
+        <w:t xml:space="preserve">(3) </w:t>
+      </w:r>
       <w:bookmarkStart w:id="0" w:name="_GoBack"/>
       <w:bookmarkEnd w:id="0"/>
     </w:p>
@@ -1685,11 +1810,195 @@
       </w:pPr>
     </w:lvl>
   </w:abstractNum>
+  <w:abstractNum w:abstractNumId="2">
+    <w:nsid w:val="4DEF0612"/>
+    <w:multiLevelType w:val="hybridMultilevel"/>
+    <w:tmpl w:val="9E6AD1D4"/>
+    <w:lvl w:ilvl="0" w:tplc="A9BE4EF0">
+      <w:start w:val="1"/>
+      <w:numFmt w:val="decimal"/>
+      <w:lvlText w:val="%1."/>
+      <w:lvlJc w:val="left"/>
+      <w:pPr>
+        <w:ind w:left="1120" w:hanging="360"/>
+      </w:pPr>
+      <w:rPr>
+        <w:rFonts w:hint="default"/>
+      </w:rPr>
+    </w:lvl>
+    <w:lvl w:ilvl="1" w:tplc="04090019" w:tentative="1">
+      <w:start w:val="1"/>
+      <w:numFmt w:val="upperLetter"/>
+      <w:lvlText w:val="%2."/>
+      <w:lvlJc w:val="left"/>
+      <w:pPr>
+        <w:ind w:left="1560" w:hanging="400"/>
+      </w:pPr>
+    </w:lvl>
+    <w:lvl w:ilvl="2" w:tplc="0409001B" w:tentative="1">
+      <w:start w:val="1"/>
+      <w:numFmt w:val="lowerRoman"/>
+      <w:lvlText w:val="%3."/>
+      <w:lvlJc w:val="right"/>
+      <w:pPr>
+        <w:ind w:left="1960" w:hanging="400"/>
+      </w:pPr>
+    </w:lvl>
+    <w:lvl w:ilvl="3" w:tplc="0409000F" w:tentative="1">
+      <w:start w:val="1"/>
+      <w:numFmt w:val="decimal"/>
+      <w:lvlText w:val="%4."/>
+      <w:lvlJc w:val="left"/>
+      <w:pPr>
+        <w:ind w:left="2360" w:hanging="400"/>
+      </w:pPr>
+    </w:lvl>
+    <w:lvl w:ilvl="4" w:tplc="04090019" w:tentative="1">
+      <w:start w:val="1"/>
+      <w:numFmt w:val="upperLetter"/>
+      <w:lvlText w:val="%5."/>
+      <w:lvlJc w:val="left"/>
+      <w:pPr>
+        <w:ind w:left="2760" w:hanging="400"/>
+      </w:pPr>
+    </w:lvl>
+    <w:lvl w:ilvl="5" w:tplc="0409001B" w:tentative="1">
+      <w:start w:val="1"/>
+      <w:numFmt w:val="lowerRoman"/>
+      <w:lvlText w:val="%6."/>
+      <w:lvlJc w:val="right"/>
+      <w:pPr>
+        <w:ind w:left="3160" w:hanging="400"/>
+      </w:pPr>
+    </w:lvl>
+    <w:lvl w:ilvl="6" w:tplc="0409000F" w:tentative="1">
+      <w:start w:val="1"/>
+      <w:numFmt w:val="decimal"/>
+      <w:lvlText w:val="%7."/>
+      <w:lvlJc w:val="left"/>
+      <w:pPr>
+        <w:ind w:left="3560" w:hanging="400"/>
+      </w:pPr>
+    </w:lvl>
+    <w:lvl w:ilvl="7" w:tplc="04090019" w:tentative="1">
+      <w:start w:val="1"/>
+      <w:numFmt w:val="upperLetter"/>
+      <w:lvlText w:val="%8."/>
+      <w:lvlJc w:val="left"/>
+      <w:pPr>
+        <w:ind w:left="3960" w:hanging="400"/>
+      </w:pPr>
+    </w:lvl>
+    <w:lvl w:ilvl="8" w:tplc="0409001B" w:tentative="1">
+      <w:start w:val="1"/>
+      <w:numFmt w:val="lowerRoman"/>
+      <w:lvlText w:val="%9."/>
+      <w:lvlJc w:val="right"/>
+      <w:pPr>
+        <w:ind w:left="4360" w:hanging="400"/>
+      </w:pPr>
+    </w:lvl>
+  </w:abstractNum>
+  <w:abstractNum w:abstractNumId="3">
+    <w:nsid w:val="77694249"/>
+    <w:multiLevelType w:val="hybridMultilevel"/>
+    <w:tmpl w:val="24CA9F92"/>
+    <w:lvl w:ilvl="0" w:tplc="049E61AA">
+      <w:start w:val="1"/>
+      <w:numFmt w:val="decimal"/>
+      <w:lvlText w:val="%1."/>
+      <w:lvlJc w:val="left"/>
+      <w:pPr>
+        <w:ind w:left="1120" w:hanging="360"/>
+      </w:pPr>
+      <w:rPr>
+        <w:rFonts w:hint="default"/>
+      </w:rPr>
+    </w:lvl>
+    <w:lvl w:ilvl="1" w:tplc="04090019" w:tentative="1">
+      <w:start w:val="1"/>
+      <w:numFmt w:val="upperLetter"/>
+      <w:lvlText w:val="%2."/>
+      <w:lvlJc w:val="left"/>
+      <w:pPr>
+        <w:ind w:left="1560" w:hanging="400"/>
+      </w:pPr>
+    </w:lvl>
+    <w:lvl w:ilvl="2" w:tplc="0409001B" w:tentative="1">
+      <w:start w:val="1"/>
+      <w:numFmt w:val="lowerRoman"/>
+      <w:lvlText w:val="%3."/>
+      <w:lvlJc w:val="right"/>
+      <w:pPr>
+        <w:ind w:left="1960" w:hanging="400"/>
+      </w:pPr>
+    </w:lvl>
+    <w:lvl w:ilvl="3" w:tplc="0409000F" w:tentative="1">
+      <w:start w:val="1"/>
+      <w:numFmt w:val="decimal"/>
+      <w:lvlText w:val="%4."/>
+      <w:lvlJc w:val="left"/>
+      <w:pPr>
+        <w:ind w:left="2360" w:hanging="400"/>
+      </w:pPr>
+    </w:lvl>
+    <w:lvl w:ilvl="4" w:tplc="04090019" w:tentative="1">
+      <w:start w:val="1"/>
+      <w:numFmt w:val="upperLetter"/>
+      <w:lvlText w:val="%5."/>
+      <w:lvlJc w:val="left"/>
+      <w:pPr>
+        <w:ind w:left="2760" w:hanging="400"/>
+      </w:pPr>
+    </w:lvl>
+    <w:lvl w:ilvl="5" w:tplc="0409001B" w:tentative="1">
+      <w:start w:val="1"/>
+      <w:numFmt w:val="lowerRoman"/>
+      <w:lvlText w:val="%6."/>
+      <w:lvlJc w:val="right"/>
+      <w:pPr>
+        <w:ind w:left="3160" w:hanging="400"/>
+      </w:pPr>
+    </w:lvl>
+    <w:lvl w:ilvl="6" w:tplc="0409000F" w:tentative="1">
+      <w:start w:val="1"/>
+      <w:numFmt w:val="decimal"/>
+      <w:lvlText w:val="%7."/>
+      <w:lvlJc w:val="left"/>
+      <w:pPr>
+        <w:ind w:left="3560" w:hanging="400"/>
+      </w:pPr>
+    </w:lvl>
+    <w:lvl w:ilvl="7" w:tplc="04090019" w:tentative="1">
+      <w:start w:val="1"/>
+      <w:numFmt w:val="upperLetter"/>
+      <w:lvlText w:val="%8."/>
+      <w:lvlJc w:val="left"/>
+      <w:pPr>
+        <w:ind w:left="3960" w:hanging="400"/>
+      </w:pPr>
+    </w:lvl>
+    <w:lvl w:ilvl="8" w:tplc="0409001B" w:tentative="1">
+      <w:start w:val="1"/>
+      <w:numFmt w:val="lowerRoman"/>
+      <w:lvlText w:val="%9."/>
+      <w:lvlJc w:val="right"/>
+      <w:pPr>
+        <w:ind w:left="4360" w:hanging="400"/>
+      </w:pPr>
+    </w:lvl>
+  </w:abstractNum>
   <w:num w:numId="1">
     <w:abstractNumId w:val="1"/>
   </w:num>
   <w:num w:numId="2">
     <w:abstractNumId w:val="0"/>
+  </w:num>
+  <w:num w:numId="3">
+    <w:abstractNumId w:val="2"/>
+  </w:num>
+  <w:num w:numId="4">
+    <w:abstractNumId w:val="3"/>
   </w:num>
 </w:numbering>
 </file>
